--- a/pr-preview/pr-126/distributions.docx
+++ b/pr-preview/pr-126/distributions.docx
@@ -15,7 +15,7 @@
         <w:pStyle w:val="Date"/>
       </w:pPr>
       <w:r>
-        <w:t xml:space="preserve">Last modified: 2026-10-13 21:13:03 (PDT)</w:t>
+        <w:t xml:space="preserve">Last modified: 2026-10-13 21:24:35 (PDT)</w:t>
       </w:r>
     </w:p>
     <w:p>
@@ -30997,7 +30997,7 @@
     </w:p>
     <w:bookmarkEnd w:id="94"/>
     <w:bookmarkEnd w:id="95"/>
-    <w:bookmarkStart w:id="133" w:name="sec-mvn"/>
+    <w:bookmarkStart w:id="132" w:name="sec-mvn"/>
     <w:p>
       <w:pPr>
         <w:pStyle w:val="Heading2"/>
@@ -37510,7 +37510,7 @@
       <w:r>
         <w:t xml:space="preserve">(</w:t>
       </w:r>
-      <w:hyperlink r:id="rId120">
+      <w:hyperlink r:id="rId108">
         <w:r>
           <w:rPr>
             <w:rStyle w:val="Hyperlink"/>
@@ -37618,7 +37618,7 @@
       <w:r>
         <w:t xml:space="preserve">(</w:t>
       </w:r>
-      <w:hyperlink r:id="rId121">
+      <w:hyperlink r:id="rId120">
         <w:r>
           <w:rPr>
             <w:rStyle w:val="Hyperlink"/>
@@ -37664,7 +37664,7 @@
       <w:r>
         <w:t xml:space="preserve"> </w:t>
       </w:r>
-      <w:hyperlink r:id="rId122">
+      <w:hyperlink r:id="rId121">
         <w:r>
           <w:rPr>
             <w:rStyle w:val="Hyperlink"/>
@@ -37696,7 +37696,7 @@
         <w:t xml:space="preserve">variables as its remark describes.</w:t>
       </w:r>
     </w:p>
-    <w:bookmarkStart w:id="123" w:name="cor-mvn-uncorrelated-indpt"/>
+    <w:bookmarkStart w:id="122" w:name="cor-mvn-uncorrelated-indpt"/>
     <w:p>
       <w:pPr>
         <w:pStyle w:val="BodyText"/>
@@ -37972,7 +37972,7 @@
         <w:t xml:space="preserve">.</w:t>
       </w:r>
     </w:p>
-    <w:bookmarkEnd w:id="123"/>
+    <w:bookmarkEnd w:id="122"/>
     <w:p>
       <w:pPr>
         <w:pStyle w:val="BodyText"/>
@@ -38157,7 +38157,7 @@
       <w:r>
         <w:t xml:space="preserve">(</w:t>
       </w:r>
-      <w:hyperlink r:id="rId124">
+      <w:hyperlink r:id="rId123">
         <w:r>
           <w:rPr>
             <w:rStyle w:val="Hyperlink"/>
@@ -38340,7 +38340,7 @@
       <w:r>
         <w:t xml:space="preserve">(</w:t>
       </w:r>
-      <w:hyperlink r:id="rId121">
+      <w:hyperlink r:id="rId120">
         <w:r>
           <w:rPr>
             <w:rStyle w:val="Hyperlink"/>
@@ -38539,7 +38539,7 @@
       <w:r>
         <w:t xml:space="preserve"> </w:t>
       </w:r>
-      <w:hyperlink r:id="rId125">
+      <w:hyperlink r:id="rId124">
         <w:r>
           <w:rPr>
             <w:rStyle w:val="Hyperlink"/>
@@ -38646,7 +38646,7 @@
       <w:r>
         <w:t xml:space="preserve"> </w:t>
       </w:r>
-      <w:hyperlink r:id="rId126">
+      <w:hyperlink r:id="rId125">
         <w:r>
           <w:rPr>
             <w:rStyle w:val="Hyperlink"/>
@@ -38681,7 +38681,7 @@
       <w:r>
         <w:t xml:space="preserve">(</w:t>
       </w:r>
-      <w:hyperlink r:id="rId127">
+      <w:hyperlink r:id="rId126">
         <w:r>
           <w:rPr>
             <w:rStyle w:val="Hyperlink"/>
@@ -38727,7 +38727,7 @@
       <w:r>
         <w:t xml:space="preserve">(</w:t>
       </w:r>
-      <w:hyperlink r:id="rId128">
+      <w:hyperlink r:id="rId127">
         <w:r>
           <w:rPr>
             <w:rStyle w:val="Hyperlink"/>
@@ -38739,7 +38739,7 @@
         <w:t xml:space="preserve">).</w:t>
       </w:r>
     </w:p>
-    <w:bookmarkStart w:id="130" w:name="thm-mahalanobis-eigen"/>
+    <w:bookmarkStart w:id="129" w:name="thm-mahalanobis-eigen"/>
     <w:p>
       <w:pPr>
         <w:pStyle w:val="BodyText"/>
@@ -38777,7 +38777,7 @@
       <w:r>
         <w:t xml:space="preserve"> </w:t>
       </w:r>
-      <w:hyperlink r:id="rId129">
+      <w:hyperlink r:id="rId128">
         <w:r>
           <w:rPr>
             <w:rStyle w:val="Hyperlink"/>
@@ -39198,7 +39198,7 @@
         </m:oMath>
       </m:oMathPara>
     </w:p>
-    <w:bookmarkEnd w:id="130"/>
+    <w:bookmarkEnd w:id="129"/>
     <w:p>
       <w:pPr>
         <w:pStyle w:val="FirstParagraph"/>
@@ -40352,7 +40352,7 @@
         <w:t xml:space="preserve">.</w:t>
       </w:r>
     </w:p>
-    <w:bookmarkStart w:id="132" w:name="exm-mahalanobis-eigen"/>
+    <w:bookmarkStart w:id="131" w:name="exm-mahalanobis-eigen"/>
     <w:p>
       <w:pPr>
         <w:pStyle w:val="BodyText"/>
@@ -40714,7 +40714,7 @@
       <w:r>
         <w:t xml:space="preserve">(</w:t>
       </w:r>
-      <w:hyperlink r:id="rId131">
+      <w:hyperlink r:id="rId130">
         <w:r>
           <w:rPr>
             <w:rStyle w:val="Hyperlink"/>
@@ -41859,9 +41859,9 @@
         <w:t xml:space="preserve">are positively correlated.</w:t>
       </w:r>
     </w:p>
+    <w:bookmarkEnd w:id="131"/>
     <w:bookmarkEnd w:id="132"/>
-    <w:bookmarkEnd w:id="133"/>
-    <w:bookmarkStart w:id="148" w:name="sec-mixture"/>
+    <w:bookmarkStart w:id="147" w:name="sec-mixture"/>
     <w:p>
       <w:pPr>
         <w:pStyle w:val="Heading2"/>
@@ -41870,7 +41870,7 @@
         <w:t xml:space="preserve">7 Mixture distributions</w:t>
       </w:r>
     </w:p>
-    <w:bookmarkStart w:id="134" w:name="def-mixture"/>
+    <w:bookmarkStart w:id="133" w:name="def-mixture"/>
     <w:p>
       <w:pPr>
         <w:pStyle w:val="FirstParagraph"/>
@@ -42445,8 +42445,8 @@
         </m:oMath>
       </m:oMathPara>
     </w:p>
-    <w:bookmarkEnd w:id="134"/>
-    <w:bookmarkStart w:id="135" w:name="def-mixture-component"/>
+    <w:bookmarkEnd w:id="133"/>
+    <w:bookmarkStart w:id="134" w:name="def-mixture-component"/>
     <w:p>
       <w:pPr>
         <w:pStyle w:val="FirstParagraph"/>
@@ -42548,8 +42548,8 @@
         <w:t xml:space="preserve">.</w:t>
       </w:r>
     </w:p>
-    <w:bookmarkEnd w:id="135"/>
-    <w:bookmarkStart w:id="138" w:name="thm-mixture-two-stage"/>
+    <w:bookmarkEnd w:id="134"/>
+    <w:bookmarkStart w:id="137" w:name="thm-mixture-two-stage"/>
     <w:p>
       <w:pPr>
         <w:pStyle w:val="BodyText"/>
@@ -42610,7 +42610,7 @@
       <w:r>
         <w:t xml:space="preserve"> </w:t>
       </w:r>
-      <w:hyperlink r:id="rId136">
+      <w:hyperlink r:id="rId135">
         <w:r>
           <w:rPr>
             <w:rStyle w:val="Hyperlink"/>
@@ -42999,7 +42999,7 @@
       <w:r>
         <w:t xml:space="preserve"> </w:t>
       </w:r>
-      <w:hyperlink r:id="rId137">
+      <w:hyperlink r:id="rId136">
         <w:r>
           <w:rPr>
             <w:rStyle w:val="Hyperlink"/>
@@ -43127,7 +43127,7 @@
         <w:t xml:space="preserve">.</w:t>
       </w:r>
     </w:p>
-    <w:bookmarkEnd w:id="138"/>
+    <w:bookmarkEnd w:id="137"/>
     <w:p>
       <w:pPr>
         <w:pStyle w:val="FirstParagraph"/>
@@ -43148,7 +43148,7 @@
       <w:r>
         <w:t xml:space="preserve"> </w:t>
       </w:r>
-      <w:hyperlink r:id="rId139">
+      <w:hyperlink r:id="rId138">
         <w:r>
           <w:rPr>
             <w:rStyle w:val="Hyperlink"/>
@@ -43372,7 +43372,7 @@
       <w:r>
         <w:t xml:space="preserve"> </w:t>
       </w:r>
-      <w:hyperlink r:id="rId137">
+      <w:hyperlink r:id="rId136">
         <w:r>
           <w:rPr>
             <w:rStyle w:val="Hyperlink"/>
@@ -44544,7 +44544,7 @@
         <w:t xml:space="preserve">.</w:t>
       </w:r>
     </w:p>
-    <w:bookmarkStart w:id="140" w:name="thm-mixture-mean"/>
+    <w:bookmarkStart w:id="139" w:name="thm-mixture-mean"/>
     <w:p>
       <w:pPr>
         <w:pStyle w:val="BodyText"/>
@@ -44858,7 +44858,7 @@
         </m:oMath>
       </m:oMathPara>
     </w:p>
-    <w:bookmarkEnd w:id="140"/>
+    <w:bookmarkEnd w:id="139"/>
     <w:p>
       <w:pPr>
         <w:pStyle w:val="FirstParagraph"/>
@@ -45707,7 +45707,7 @@
       <w:r>
         <w:t xml:space="preserve"> </w:t>
       </w:r>
-      <w:hyperlink r:id="rId141">
+      <w:hyperlink r:id="rId140">
         <w:r>
           <w:rPr>
             <w:rStyle w:val="Hyperlink"/>
@@ -45719,7 +45719,7 @@
         <w:t xml:space="preserve">.</w:t>
       </w:r>
     </w:p>
-    <w:bookmarkStart w:id="142" w:name="thm-mixture-posterior"/>
+    <w:bookmarkStart w:id="141" w:name="thm-mixture-posterior"/>
     <w:p>
       <w:pPr>
         <w:pStyle w:val="BodyText"/>
@@ -46017,7 +46017,7 @@
         </m:oMath>
       </m:oMathPara>
     </w:p>
-    <w:bookmarkEnd w:id="142"/>
+    <w:bookmarkEnd w:id="141"/>
     <w:p>
       <w:pPr>
         <w:pStyle w:val="FirstParagraph"/>
@@ -46099,7 +46099,7 @@
       <w:r>
         <w:t xml:space="preserve"> </w:t>
       </w:r>
-      <w:hyperlink r:id="rId137">
+      <w:hyperlink r:id="rId136">
         <w:r>
           <w:rPr>
             <w:rStyle w:val="Hyperlink"/>
@@ -46527,7 +46527,7 @@
       <w:r>
         <w:t xml:space="preserve"> </w:t>
       </w:r>
-      <w:hyperlink r:id="rId143">
+      <w:hyperlink r:id="rId142">
         <w:r>
           <w:rPr>
             <w:rStyle w:val="Hyperlink"/>
@@ -46685,7 +46685,7 @@
       <w:r>
         <w:t xml:space="preserve"> </w:t>
       </w:r>
-      <w:hyperlink r:id="rId144">
+      <w:hyperlink r:id="rId143">
         <w:r>
           <w:rPr>
             <w:rStyle w:val="Hyperlink"/>
@@ -46697,7 +46697,7 @@
         <w:t xml:space="preserve">.</w:t>
       </w:r>
     </w:p>
-    <w:bookmarkStart w:id="145" w:name="def-responsibility"/>
+    <w:bookmarkStart w:id="144" w:name="def-responsibility"/>
     <w:p>
       <w:pPr>
         <w:pStyle w:val="BodyText"/>
@@ -46848,8 +46848,8 @@
         <w:t xml:space="preserve">.</w:t>
       </w:r>
     </w:p>
-    <w:bookmarkEnd w:id="145"/>
-    <w:bookmarkStart w:id="146" w:name="exm-mixture-gaussian"/>
+    <w:bookmarkEnd w:id="144"/>
+    <w:bookmarkStart w:id="145" w:name="exm-mixture-gaussian"/>
     <w:p>
       <w:pPr>
         <w:pStyle w:val="BodyText"/>
@@ -48097,7 +48097,7 @@
         <w:t xml:space="preserve">.</w:t>
       </w:r>
     </w:p>
-    <w:bookmarkEnd w:id="146"/>
+    <w:bookmarkEnd w:id="145"/>
     <w:p>
       <w:pPr>
         <w:pStyle w:val="FirstParagraph"/>
@@ -48145,7 +48145,7 @@
         <w:t xml:space="preserve">would describe them poorly.</w:t>
       </w:r>
     </w:p>
-    <w:bookmarkStart w:id="147" w:name="exm-nb-mixture"/>
+    <w:bookmarkStart w:id="146" w:name="exm-nb-mixture"/>
     <w:p>
       <w:pPr>
         <w:pStyle w:val="BodyText"/>
@@ -48415,9 +48415,9 @@
         <w:t xml:space="preserve">).</w:t>
       </w:r>
     </w:p>
+    <w:bookmarkEnd w:id="146"/>
     <w:bookmarkEnd w:id="147"/>
-    <w:bookmarkEnd w:id="148"/>
-    <w:bookmarkStart w:id="152" w:name="references"/>
+    <w:bookmarkStart w:id="151" w:name="references"/>
     <w:p>
       <w:pPr>
         <w:pStyle w:val="Heading2"/>
@@ -48426,8 +48426,8 @@
         <w:t xml:space="preserve">References</w:t>
       </w:r>
     </w:p>
-    <w:bookmarkStart w:id="151" w:name="refs"/>
-    <w:bookmarkStart w:id="150" w:name="ref-CaseBerg01"/>
+    <w:bookmarkStart w:id="150" w:name="refs"/>
+    <w:bookmarkStart w:id="149" w:name="ref-CaseBerg01"/>
     <w:p>
       <w:pPr>
         <w:pStyle w:val="Bibliography"/>
@@ -48451,7 +48451,7 @@
       <w:r>
         <w:t xml:space="preserve"> </w:t>
       </w:r>
-      <w:hyperlink r:id="rId149">
+      <w:hyperlink r:id="rId148">
         <w:r>
           <w:rPr>
             <w:rStyle w:val="Hyperlink"/>
@@ -48463,9 +48463,9 @@
         <w:t xml:space="preserve">.</w:t>
       </w:r>
     </w:p>
+    <w:bookmarkEnd w:id="149"/>
     <w:bookmarkEnd w:id="150"/>
     <w:bookmarkEnd w:id="151"/>
-    <w:bookmarkEnd w:id="152"/>
     <w:sectPr>
       <w:footnotePr>
         <w:numRestart w:val="eachSect"/>
